--- a/books/lincolns-inn-sermons-5/downloads/lincolns-inn-sermons-5.docx
+++ b/books/lincolns-inn-sermons-5/downloads/lincolns-inn-sermons-5.docx
@@ -13158,11 +13158,12 @@
         </w:rPr>
         <w:t xml:space="preserve">.”</w:t>
       </w:r>
-    </w:p>
-    <w:p>
-      <w:pPr>
-        <w:pStyle w:val="BodyText"/>
-      </w:pPr>
+      <w:r>
+        <w:rPr>
+          <w:lang w:val="en-GB"/>
+        </w:rPr>
+        <w:t xml:space="preserve"> </w:t>
+      </w:r>
       <w:r>
         <w:rPr>
           <w:lang w:val="en-GB"/>
@@ -23429,6 +23430,17 @@
       <w:jc w:val="center"/>
     </w:pPr>
   </w:style>
+  <w:style w:customStyle="1" w:styleId="MarginNote" w:type="character">
+    <w:name w:val="Margin Note"/>
+    <w:basedOn w:val="BodyTextChar"/>
+    <w:qFormat/>
+    <w:rPr>
+      <w:b/>
+      <w:bCs/>
+      <w:sz w:val="20"/>
+      <w:szCs w:val="20"/>
+    </w:rPr>
+  </w:style>
   <w:style w:type="paragraph" w:customStyle="1" w:styleId="SourceCode">
     <w:name w:val="Source Code"/>
     <w:basedOn w:val="Normal"/>
